--- a/outputs/practice04/Отчет_практическая_4_вариант_5.docx
+++ b/outputs/practice04/Отчет_практическая_4_вариант_5.docx
@@ -12,7 +12,12 @@
     </w:p>
     <w:p>
       <w:r>
-        <w:t>Работа выполняется по методическому указанию к практическим занятиям №4. В первых двух заданиях строится дерево решений в постановке регрессии; в третьем задании задаётся вычислительный граф для функции варианта 5 и выполняются прямой проход (значение функции и промежуточные узлы) и обратный проход (градиенты по входам x и y).</w:t>
+        <w:t>Цель практической работы — закрепить навыки построения регрессионных моделей на основе дерева решений и навыки анализа вычислительного графа с ручным обратным распространением производных. Вариант 5 включает три независимых подзадачи: две табличные задачи регрессии и одну задачу дифференцирования сложной функции по входным переменным.</w:t>
+      </w:r>
+    </w:p>
+    <w:p>
+      <w:r>
+        <w:t>Ниже материал структурирован по формату, принятому в предыдущих отчётах: для каждого задания отдельно описаны постановка, исходные данные, методика, полученные результаты, интерпретация и место для скриншота консольного вывода.</w:t>
       </w:r>
     </w:p>
     <w:p>
@@ -25,19 +30,163 @@
     </w:p>
     <w:p>
       <w:r>
-        <w:t>Использована полная таблица зависимости (аналог таблицы из методички): десять строк (x, Y). Для варианта 5 в обучающую выборку включены строки с номерами 7, 8, 9 и 10; остальные строки образуют логический тестовый набор. В качестве модели применён DecisionTreeRegressor из scikit-learn с критерием squared_error (стандартная минимизация MSE при построении дерева). На тесте качество оценивается по среднеквадратичной ошибке MSE.</w:t>
+        <w:t>1) Постановка задачи.</w:t>
       </w:r>
     </w:p>
     <w:p>
       <w:r>
-        <w:t>Строки обучения (нумерация как в задании): (7, 8, 9, 10). Строки теста: (1, 2, 3, 4, 5, 6).</w:t>
+        <w:t>По таблице 4.3 требуется построить модель зависимости Y от признака x. Согласно таблице вариантов (4.4), для варианта 5 в обучение включаются строки 7, 8, 9 и 10, а остальные строки используются для логического теста. Так как целевая переменная непрерывная, задача решается в регрессионной постановке, а контроль качества выполняется по среднеквадратичной ошибке MSE.</w:t>
       </w:r>
     </w:p>
     <w:p>
       <w:r>
-        <w:t>MSE на обучении: 3.125. MSE на тесте: 2.70833. На обучающей части ошибка может быть ненулевой, если одному значению признака соответствуют разные целевые значения — дерево с одним входом не может одновременно точно аппроксимировать оба.</w:t>
+        <w:t>2) Используемые данные.</w:t>
       </w:r>
     </w:p>
+    <w:p>
+      <w:r>
+        <w:t>Строки обучения (нумерация по заданию): (7, 8, 9, 10). Строки теста: (1, 2, 3, 4, 5, 6).</w:t>
+      </w:r>
+    </w:p>
+    <w:p>
+      <w:r>
+        <w:t>Особенность подвыборки: встречаются пары с одинаковым x и различными Y. Это означает, что в данных присутствует неоднозначность с точки зрения детерминированной функции Y = f(x), поэтому дерево в ряде листьев вынуждено использовать усреднение целевых значений.</w:t>
+      </w:r>
+    </w:p>
+    <w:p>
+      <w:r>
+        <w:t>3) Модель и алгоритм обучения.</w:t>
+      </w:r>
+    </w:p>
+    <w:p>
+      <w:r>
+        <w:t>Использована модель `DecisionTreeRegressor` из библиотеки scikit-learn. Для задания 1 применён критерий `squared_error`, что соответствует минимизации среднеквадратичной ошибки при поиске оптимальных разбиений. Дерево автоматически выбирает пороги по x и строит кусочно-постоянную аппроксимацию целевой переменной.</w:t>
+      </w:r>
+    </w:p>
+    <w:p>
+      <w:r>
+        <w:t>4) Результаты обучения и тестирования.</w:t>
+      </w:r>
+    </w:p>
+    <w:p>
+      <w:r>
+        <w:t>MSE на обучении: 3.125. MSE на тесте: 2.70833. Ненулевая ошибка на обучающей выборке в данном случае является ожидаемой: при одинаковом x и разных Y модель физически не может предсказать сразу оба значения без ошибки. На тесте MSE показывает, насколько хорошо полученная структура дерева переносится на оставшиеся строки таблицы.</w:t>
+      </w:r>
+    </w:p>
+    <w:p>
+      <w:r>
+        <w:t>5) Иллюстрации к заданию 1.</w:t>
+      </w:r>
+    </w:p>
+    <w:p>
+      <w:r>
+        <w:drawing>
+          <wp:inline xmlns:a="http://schemas.openxmlformats.org/drawingml/2006/main" xmlns:pic="http://schemas.openxmlformats.org/drawingml/2006/picture">
+            <wp:extent cx="5303520" cy="3182112"/>
+            <wp:docPr id="1" name="Picture 1"/>
+            <wp:cNvGraphicFramePr>
+              <a:graphicFrameLocks noChangeAspect="1"/>
+            </wp:cNvGraphicFramePr>
+            <a:graphic>
+              <a:graphicData uri="http://schemas.openxmlformats.org/drawingml/2006/picture">
+                <pic:pic>
+                  <pic:nvPicPr>
+                    <pic:cNvPr id="0" name="practice04_task1_tree.png"/>
+                    <pic:cNvPicPr/>
+                  </pic:nvPicPr>
+                  <pic:blipFill>
+                    <a:blip r:embed="rId9"/>
+                    <a:stretch>
+                      <a:fillRect/>
+                    </a:stretch>
+                  </pic:blipFill>
+                  <pic:spPr>
+                    <a:xfrm>
+                      <a:off x="0" y="0"/>
+                      <a:ext cx="5303520" cy="3182112"/>
+                    </a:xfrm>
+                    <a:prstGeom prst="rect"/>
+                  </pic:spPr>
+                </pic:pic>
+              </a:graphicData>
+            </a:graphic>
+          </wp:inline>
+        </w:drawing>
+      </w:r>
+    </w:p>
+    <w:p>
+      <w:pPr>
+        <w:jc w:val="center"/>
+      </w:pPr>
+      <w:r>
+        <w:rPr>
+          <w:i/>
+        </w:rPr>
+        <w:t>Рисунок 1 — Дерево решений для задания 1.</w:t>
+      </w:r>
+    </w:p>
+    <w:p>
+      <w:r>
+        <w:drawing>
+          <wp:inline xmlns:a="http://schemas.openxmlformats.org/drawingml/2006/main" xmlns:pic="http://schemas.openxmlformats.org/drawingml/2006/picture">
+            <wp:extent cx="5303520" cy="3314700"/>
+            <wp:docPr id="2" name="Picture 2"/>
+            <wp:cNvGraphicFramePr>
+              <a:graphicFrameLocks noChangeAspect="1"/>
+            </wp:cNvGraphicFramePr>
+            <a:graphic>
+              <a:graphicData uri="http://schemas.openxmlformats.org/drawingml/2006/picture">
+                <pic:pic>
+                  <pic:nvPicPr>
+                    <pic:cNvPr id="0" name="practice04_task1_predictions.png"/>
+                    <pic:cNvPicPr/>
+                  </pic:nvPicPr>
+                  <pic:blipFill>
+                    <a:blip r:embed="rId10"/>
+                    <a:stretch>
+                      <a:fillRect/>
+                    </a:stretch>
+                  </pic:blipFill>
+                  <pic:spPr>
+                    <a:xfrm>
+                      <a:off x="0" y="0"/>
+                      <a:ext cx="5303520" cy="3314700"/>
+                    </a:xfrm>
+                    <a:prstGeom prst="rect"/>
+                  </pic:spPr>
+                </pic:pic>
+              </a:graphicData>
+            </a:graphic>
+          </wp:inline>
+        </w:drawing>
+      </w:r>
+    </w:p>
+    <w:p>
+      <w:pPr>
+        <w:jc w:val="center"/>
+      </w:pPr>
+      <w:r>
+        <w:rPr>
+          <w:i/>
+        </w:rPr>
+        <w:t>Рисунок 2 — Точки train/test и предсказание дерева по оси x.</w:t>
+      </w:r>
+    </w:p>
+    <w:p>
+      <w:pPr>
+        <w:pStyle w:val="Heading3"/>
+      </w:pPr>
+      <w:r>
+        <w:t>Рисунок 3 — Скрин консоли для задания 1 (вставить вручную)</w:t>
+      </w:r>
+    </w:p>
+    <w:p>
+      <w:r>
+        <w:t>Вставьте скриншот терминала после запуска `python -m neuro_math_Yakimov_var5.task_4.practice04`, чтобы были видны блок [1/3], список строк обучения/теста и значения MSE на train/test. Рекомендуется, чтобы на скриншоте полностью читались подписи метрик и номера строк.</w:t>
+      </w:r>
+    </w:p>
+    <w:p/>
+    <w:p/>
     <w:p>
       <w:pPr>
         <w:pStyle w:val="Heading2"/>
@@ -48,19 +197,158 @@
     </w:p>
     <w:p>
       <w:r>
-        <w:t>Признаки x и z принимают значения 0 или 1; целевая переменная Y задана в таблице из методички. Для варианта 5 обучающая выборка составлена из строк с номерами 2, 3, 5, 8, 9 и 10; на оставшихся строках оценивается средняя абсолютная ошибка MAE.</w:t>
+        <w:t>1) Постановка задачи.</w:t>
       </w:r>
     </w:p>
     <w:p>
       <w:r>
-        <w:t>Критерий разбиения в sklearn: absolute_error. При наличии поддержки используется absolute_error, чтобы соответствовать постановке минимизации MAE при обучении дерева.</w:t>
+        <w:t>Входы: бинарные признаки x и z. Для варианта 5 обучение выполняется на строках 2, 3, 5, 8, 9, 10 таблицы 4.5, тест — на остальных строках. Качество на тесте оценивается метрикой MAE как средней абсолютной ошибкой между фактическими и предсказанными значениями.</w:t>
       </w:r>
     </w:p>
     <w:p>
       <w:r>
-        <w:t>MAE на обучении: 2. MAE на тесте: 3.25. Несколько обучающих строк с одинаковой парой (x, z), но разными Y создают неоднозначность: дерево выдаёт усреднённое в листе предсказание, что отражается на метриках.</w:t>
+        <w:t>2) Параметры модели.</w:t>
       </w:r>
     </w:p>
+    <w:p>
+      <w:r>
+        <w:t>Использованный критерий дерева в sklearn: absolute_error. Если доступен критерий `absolute_error`, обучение проводится напрямую в постановке минимизации абсолютной ошибки. Это позволяет лучше согласовать процедуру построения дерева с метрикой, требуемой в задании.</w:t>
+      </w:r>
+    </w:p>
+    <w:p>
+      <w:r>
+        <w:t>Поскольку признаки бинарные (0/1), каждое разбиение дерева имеет понятную интерпретацию: модель отделяет группы наблюдений по значениям x и z и назначает в листе характерный уровень Y для соответствующей комбинации признаков.</w:t>
+      </w:r>
+    </w:p>
+    <w:p>
+      <w:r>
+        <w:t>3) Результаты по метрикам.</w:t>
+      </w:r>
+    </w:p>
+    <w:p>
+      <w:r>
+        <w:t>MAE на обучении: 2. MAE на тесте: 3.25. Интерпретация MAE: это средний модуль отклонения прогноза от факта. Чем меньше MAE, тем точнее модель в абсолютных единицах Y.</w:t>
+      </w:r>
+    </w:p>
+    <w:p>
+      <w:r>
+        <w:t>Следует учитывать, что в обучающих строках могут встречаться одинаковые пары (x, z) с различными целевыми значениями Y. В такой ситуации дерево неизбежно усредняет ответ внутри листа, поэтому нулевая ошибка достигается не всегда даже на train.</w:t>
+      </w:r>
+    </w:p>
+    <w:p>
+      <w:r>
+        <w:t>4) Иллюстрации к заданию 2.</w:t>
+      </w:r>
+    </w:p>
+    <w:p>
+      <w:r>
+        <w:drawing>
+          <wp:inline xmlns:a="http://schemas.openxmlformats.org/drawingml/2006/main" xmlns:pic="http://schemas.openxmlformats.org/drawingml/2006/picture">
+            <wp:extent cx="5303520" cy="3182112"/>
+            <wp:docPr id="3" name="Picture 3"/>
+            <wp:cNvGraphicFramePr>
+              <a:graphicFrameLocks noChangeAspect="1"/>
+            </wp:cNvGraphicFramePr>
+            <a:graphic>
+              <a:graphicData uri="http://schemas.openxmlformats.org/drawingml/2006/picture">
+                <pic:pic>
+                  <pic:nvPicPr>
+                    <pic:cNvPr id="0" name="practice04_task2_tree.png"/>
+                    <pic:cNvPicPr/>
+                  </pic:nvPicPr>
+                  <pic:blipFill>
+                    <a:blip r:embed="rId11"/>
+                    <a:stretch>
+                      <a:fillRect/>
+                    </a:stretch>
+                  </pic:blipFill>
+                  <pic:spPr>
+                    <a:xfrm>
+                      <a:off x="0" y="0"/>
+                      <a:ext cx="5303520" cy="3182112"/>
+                    </a:xfrm>
+                    <a:prstGeom prst="rect"/>
+                  </pic:spPr>
+                </pic:pic>
+              </a:graphicData>
+            </a:graphic>
+          </wp:inline>
+        </w:drawing>
+      </w:r>
+    </w:p>
+    <w:p>
+      <w:pPr>
+        <w:jc w:val="center"/>
+      </w:pPr>
+      <w:r>
+        <w:rPr>
+          <w:i/>
+        </w:rPr>
+        <w:t>Рисунок 4 — Дерево решений для задания 2.</w:t>
+      </w:r>
+    </w:p>
+    <w:p>
+      <w:r>
+        <w:drawing>
+          <wp:inline xmlns:a="http://schemas.openxmlformats.org/drawingml/2006/main" xmlns:pic="http://schemas.openxmlformats.org/drawingml/2006/picture">
+            <wp:extent cx="5303520" cy="3030583"/>
+            <wp:docPr id="4" name="Picture 4"/>
+            <wp:cNvGraphicFramePr>
+              <a:graphicFrameLocks noChangeAspect="1"/>
+            </wp:cNvGraphicFramePr>
+            <a:graphic>
+              <a:graphicData uri="http://schemas.openxmlformats.org/drawingml/2006/picture">
+                <pic:pic>
+                  <pic:nvPicPr>
+                    <pic:cNvPr id="0" name="practice04_task2_test_bar.png"/>
+                    <pic:cNvPicPr/>
+                  </pic:nvPicPr>
+                  <pic:blipFill>
+                    <a:blip r:embed="rId12"/>
+                    <a:stretch>
+                      <a:fillRect/>
+                    </a:stretch>
+                  </pic:blipFill>
+                  <pic:spPr>
+                    <a:xfrm>
+                      <a:off x="0" y="0"/>
+                      <a:ext cx="5303520" cy="3030583"/>
+                    </a:xfrm>
+                    <a:prstGeom prst="rect"/>
+                  </pic:spPr>
+                </pic:pic>
+              </a:graphicData>
+            </a:graphic>
+          </wp:inline>
+        </w:drawing>
+      </w:r>
+    </w:p>
+    <w:p>
+      <w:pPr>
+        <w:jc w:val="center"/>
+      </w:pPr>
+      <w:r>
+        <w:rPr>
+          <w:i/>
+        </w:rPr>
+        <w:t>Рисунок 5 — Сравнение фактических и предсказанных Y на тесте задания 2.</w:t>
+      </w:r>
+    </w:p>
+    <w:p>
+      <w:pPr>
+        <w:pStyle w:val="Heading3"/>
+      </w:pPr>
+      <w:r>
+        <w:t>Рисунок 6 — Скрин консоли для задания 2 (вставить вручную)</w:t>
+      </w:r>
+    </w:p>
+    <w:p>
+      <w:r>
+        <w:t>Вставьте скриншот терминала с блоком [2/3], где отображены строки обучения/теста, критерий дерева и значения MAE на обучении и тесте. На скриншоте должно быть видно, что используется именно вариант 5 (строки 2,3,5,8,9,10).</w:t>
+      </w:r>
+    </w:p>
+    <w:p/>
+    <w:p/>
     <w:p>
       <w:pPr>
         <w:pStyle w:val="Heading2"/>
@@ -71,12 +359,17 @@
     </w:p>
     <w:p>
       <w:r>
-        <w:t>Для варианта 5 задана функция f(x, y) = exp(x·y) − cos(x/y) + 1/sin(x+y). Область определения: y ≠ 0 (узел деления x/y) и sin(x+y) ≠ 0 (узел 1/sin(x+y)).</w:t>
+        <w:t>1) Функция и область определения.</w:t>
       </w:r>
     </w:p>
     <w:p>
       <w:r>
-        <w:t>Граф в явном виде (промежуточные узлы):</w:t>
+        <w:t>Для варианта 5: f(x, y) = exp(x^y) - cos(x/y) + 1/sin(x+y), где x^y — степень основания x показателем y. Ограничения области определения: x &gt; 0 (для вещественной степени и производной ∂(x^y)/∂y = x^y ln x), y != 0 (узел x/y), sin(x+y) != 0 (узел 1/sin(x+y)). Перед вычислением программа проверяет эти условия.</w:t>
+      </w:r>
+    </w:p>
+    <w:p>
+      <w:r>
+        <w:t>2) Структура вычислительного графа.</w:t>
       </w:r>
     </w:p>
     <w:p>
@@ -88,7 +381,7 @@
           <w:rFonts w:ascii="Courier New" w:hAnsi="Courier New"/>
           <w:sz w:val="20"/>
         </w:rPr>
-        <w:t>n1 = x * y</w:t>
+        <w:t>n1 = x ** y        # x в степени y</w:t>
         <w:br/>
         <w:t>n2 = exp(n1)</w:t>
         <w:br/>
@@ -107,7 +400,17 @@
     </w:p>
     <w:p>
       <w:r>
-        <w:t>Прямой проход вычисляет значения узлов n1…n7 и итоговое f. Обратный проход реализован вручную по правилу цепочки: от выхода к входам накапливаются частные производные по промежуточным узлам и затем по x и y. Для контроля правильности градиенты сравниваются с симметричной конечно-разностной аппроксимацией в тех же точках.</w:t>
+        <w:t>3) Прямой и обратный проход.</w:t>
+      </w:r>
+    </w:p>
+    <w:p>
+      <w:r>
+        <w:t>В программе последовательно вычисляются значения всех промежуточных узлов (прямой проход), после чего по правилу цепочки вычисляются аналитические градиенты ∂f/∂x и ∂f/∂y (обратный проход). При обратном проходе учитывается вклад каждой ветви графа в конечные производные по x и y. Для узла n1 = x^y используются стандартные формулы ∂n1/∂x = y·x^(y−1) и ∂n1/∂y = x^y·ln(x) при x &gt; 0. Для проверки корректности аналитические градиенты сопоставляются с численными производными, вычисленными симметричной конечно-разностной схемой.</w:t>
+      </w:r>
+    </w:p>
+    <w:p>
+      <w:r>
+        <w:t>Если аналитические и численные значения близки, это подтверждает, что формулы дифференцирования и порядок обхода графа реализованы корректно.</w:t>
       </w:r>
     </w:p>
     <w:p>
@@ -115,7 +418,7 @@
         <w:pStyle w:val="Heading3"/>
       </w:pPr>
       <w:r>
-        <w:t>Таблица. Примеры точек и градиенты</w:t>
+        <w:t>4) Таблица результатов для контрольных точек</w:t>
       </w:r>
     </w:p>
     <w:tbl>
@@ -188,7 +491,7 @@
           </w:tcPr>
           <w:p>
             <w:r>
-              <w:t>Контроль (числ.)</w:t>
+              <w:t>Проверка (числ.)</w:t>
             </w:r>
           </w:p>
         </w:tc>
@@ -240,7 +543,7 @@
           </w:tcPr>
           <w:p>
             <w:r>
-              <w:t>0.513555</w:t>
+              <w:t>-0.882209</w:t>
             </w:r>
           </w:p>
         </w:tc>
@@ -250,7 +553,7 @@
           </w:tcPr>
           <w:p>
             <w:r>
-              <w:t>Δx=2.0571, Δy=0.5136</w:t>
+              <w:t>dx=2.057054, dy=-0.882209</w:t>
             </w:r>
           </w:p>
         </w:tc>
@@ -282,7 +585,7 @@
           </w:tcPr>
           <w:p>
             <w:r>
-              <w:t>2.937073</w:t>
+              <w:t>3.429814</w:t>
             </w:r>
           </w:p>
         </w:tc>
@@ -292,7 +595,7 @@
           </w:tcPr>
           <w:p>
             <w:r>
-              <w:t>3.206232</w:t>
+              <w:t>3.600425</w:t>
             </w:r>
           </w:p>
         </w:tc>
@@ -302,7 +605,7 @@
           </w:tcPr>
           <w:p>
             <w:r>
-              <w:t>0.982321</w:t>
+              <w:t>-1.243220</w:t>
             </w:r>
           </w:p>
         </w:tc>
@@ -312,22 +615,12 @@
           </w:tcPr>
           <w:p>
             <w:r>
-              <w:t>Δx=3.2062, Δy=0.9823</w:t>
+              <w:t>dx=3.600425, dy=-1.243220</w:t>
             </w:r>
           </w:p>
         </w:tc>
       </w:tr>
       <w:tr>
-        <w:tc>
-          <w:tcPr>
-            <w:tcW w:type="dxa" w:w="1440"/>
-          </w:tcPr>
-          <w:p>
-            <w:r>
-              <w:t>-0.3</w:t>
-            </w:r>
-          </w:p>
-        </w:tc>
         <w:tc>
           <w:tcPr>
             <w:tcW w:type="dxa" w:w="1440"/>
@@ -344,7 +637,7 @@
           </w:tcPr>
           <w:p>
             <w:r>
-              <w:t>0.568446</w:t>
+              <w:t>0.5</w:t>
             </w:r>
           </w:p>
         </w:tc>
@@ -354,7 +647,7 @@
           </w:tcPr>
           <w:p>
             <w:r>
-              <w:t>1.153924</w:t>
+              <w:t>6.437816</w:t>
             </w:r>
           </w:p>
         </w:tc>
@@ -364,7 +657,7 @@
           </w:tcPr>
           <w:p>
             <w:r>
-              <w:t>-0.044832</w:t>
+              <w:t>2.177425</w:t>
             </w:r>
           </w:p>
         </w:tc>
@@ -374,7 +667,17 @@
           </w:tcPr>
           <w:p>
             <w:r>
-              <w:t>Δx=1.1539, Δy=-0.0448</w:t>
+              <w:t>12.323243</w:t>
+            </w:r>
+          </w:p>
+        </w:tc>
+        <w:tc>
+          <w:tcPr>
+            <w:tcW w:type="dxa" w:w="1440"/>
+          </w:tcPr>
+          <w:p>
+            <w:r>
+              <w:t>dx=2.177425, dy=12.323243</w:t>
             </w:r>
           </w:p>
         </w:tc>
@@ -382,211 +685,15 @@
     </w:tbl>
     <w:p>
       <w:pPr>
-        <w:pStyle w:val="Heading2"/>
+        <w:pStyle w:val="Heading3"/>
       </w:pPr>
       <w:r>
-        <w:t>Рисунки</w:t>
+        <w:t>Рисунок 7 — Скрин консоли для задания 3 (вставить вручную)</w:t>
       </w:r>
     </w:p>
     <w:p>
       <w:r>
-        <w:drawing>
-          <wp:inline xmlns:a="http://schemas.openxmlformats.org/drawingml/2006/main" xmlns:pic="http://schemas.openxmlformats.org/drawingml/2006/picture">
-            <wp:extent cx="5303520" cy="3182112"/>
-            <wp:docPr id="1" name="Picture 1"/>
-            <wp:cNvGraphicFramePr>
-              <a:graphicFrameLocks noChangeAspect="1"/>
-            </wp:cNvGraphicFramePr>
-            <a:graphic>
-              <a:graphicData uri="http://schemas.openxmlformats.org/drawingml/2006/picture">
-                <pic:pic>
-                  <pic:nvPicPr>
-                    <pic:cNvPr id="0" name="practice04_task1_tree.png"/>
-                    <pic:cNvPicPr/>
-                  </pic:nvPicPr>
-                  <pic:blipFill>
-                    <a:blip r:embed="rId9"/>
-                    <a:stretch>
-                      <a:fillRect/>
-                    </a:stretch>
-                  </pic:blipFill>
-                  <pic:spPr>
-                    <a:xfrm>
-                      <a:off x="0" y="0"/>
-                      <a:ext cx="5303520" cy="3182112"/>
-                    </a:xfrm>
-                    <a:prstGeom prst="rect"/>
-                  </pic:spPr>
-                </pic:pic>
-              </a:graphicData>
-            </a:graphic>
-          </wp:inline>
-        </w:drawing>
-      </w:r>
-    </w:p>
-    <w:p>
-      <w:pPr>
-        <w:jc w:val="center"/>
-      </w:pPr>
-      <w:r>
-        <w:rPr>
-          <w:i/>
-        </w:rPr>
-        <w:t>Рисунок 1 — Структура дерева решений (задание 1).</w:t>
-      </w:r>
-    </w:p>
-    <w:p>
-      <w:r>
-        <w:drawing>
-          <wp:inline xmlns:a="http://schemas.openxmlformats.org/drawingml/2006/main" xmlns:pic="http://schemas.openxmlformats.org/drawingml/2006/picture">
-            <wp:extent cx="5303520" cy="3314700"/>
-            <wp:docPr id="2" name="Picture 2"/>
-            <wp:cNvGraphicFramePr>
-              <a:graphicFrameLocks noChangeAspect="1"/>
-            </wp:cNvGraphicFramePr>
-            <a:graphic>
-              <a:graphicData uri="http://schemas.openxmlformats.org/drawingml/2006/picture">
-                <pic:pic>
-                  <pic:nvPicPr>
-                    <pic:cNvPr id="0" name="practice04_task1_predictions.png"/>
-                    <pic:cNvPicPr/>
-                  </pic:nvPicPr>
-                  <pic:blipFill>
-                    <a:blip r:embed="rId10"/>
-                    <a:stretch>
-                      <a:fillRect/>
-                    </a:stretch>
-                  </pic:blipFill>
-                  <pic:spPr>
-                    <a:xfrm>
-                      <a:off x="0" y="0"/>
-                      <a:ext cx="5303520" cy="3314700"/>
-                    </a:xfrm>
-                    <a:prstGeom prst="rect"/>
-                  </pic:spPr>
-                </pic:pic>
-              </a:graphicData>
-            </a:graphic>
-          </wp:inline>
-        </w:drawing>
-      </w:r>
-    </w:p>
-    <w:p>
-      <w:pPr>
-        <w:jc w:val="center"/>
-      </w:pPr>
-      <w:r>
-        <w:rPr>
-          <w:i/>
-        </w:rPr>
-        <w:t>Рисунок 2 — Обучающие и тестовые точки и ступенчатое предсказание дерева по оси x.</w:t>
-      </w:r>
-    </w:p>
-    <w:p>
-      <w:r>
-        <w:drawing>
-          <wp:inline xmlns:a="http://schemas.openxmlformats.org/drawingml/2006/main" xmlns:pic="http://schemas.openxmlformats.org/drawingml/2006/picture">
-            <wp:extent cx="5303520" cy="3182112"/>
-            <wp:docPr id="3" name="Picture 3"/>
-            <wp:cNvGraphicFramePr>
-              <a:graphicFrameLocks noChangeAspect="1"/>
-            </wp:cNvGraphicFramePr>
-            <a:graphic>
-              <a:graphicData uri="http://schemas.openxmlformats.org/drawingml/2006/picture">
-                <pic:pic>
-                  <pic:nvPicPr>
-                    <pic:cNvPr id="0" name="practice04_task2_tree.png"/>
-                    <pic:cNvPicPr/>
-                  </pic:nvPicPr>
-                  <pic:blipFill>
-                    <a:blip r:embed="rId11"/>
-                    <a:stretch>
-                      <a:fillRect/>
-                    </a:stretch>
-                  </pic:blipFill>
-                  <pic:spPr>
-                    <a:xfrm>
-                      <a:off x="0" y="0"/>
-                      <a:ext cx="5303520" cy="3182112"/>
-                    </a:xfrm>
-                    <a:prstGeom prst="rect"/>
-                  </pic:spPr>
-                </pic:pic>
-              </a:graphicData>
-            </a:graphic>
-          </wp:inline>
-        </w:drawing>
-      </w:r>
-    </w:p>
-    <w:p>
-      <w:pPr>
-        <w:jc w:val="center"/>
-      </w:pPr>
-      <w:r>
-        <w:rPr>
-          <w:i/>
-        </w:rPr>
-        <w:t>Рисунок 3 — Структура дерева решений (задание 2, два признака).</w:t>
-      </w:r>
-    </w:p>
-    <w:p>
-      <w:r>
-        <w:drawing>
-          <wp:inline xmlns:a="http://schemas.openxmlformats.org/drawingml/2006/main" xmlns:pic="http://schemas.openxmlformats.org/drawingml/2006/picture">
-            <wp:extent cx="5303520" cy="3030583"/>
-            <wp:docPr id="4" name="Picture 4"/>
-            <wp:cNvGraphicFramePr>
-              <a:graphicFrameLocks noChangeAspect="1"/>
-            </wp:cNvGraphicFramePr>
-            <a:graphic>
-              <a:graphicData uri="http://schemas.openxmlformats.org/drawingml/2006/picture">
-                <pic:pic>
-                  <pic:nvPicPr>
-                    <pic:cNvPr id="0" name="practice04_task2_test_bar.png"/>
-                    <pic:cNvPicPr/>
-                  </pic:nvPicPr>
-                  <pic:blipFill>
-                    <a:blip r:embed="rId12"/>
-                    <a:stretch>
-                      <a:fillRect/>
-                    </a:stretch>
-                  </pic:blipFill>
-                  <pic:spPr>
-                    <a:xfrm>
-                      <a:off x="0" y="0"/>
-                      <a:ext cx="5303520" cy="3030583"/>
-                    </a:xfrm>
-                    <a:prstGeom prst="rect"/>
-                  </pic:spPr>
-                </pic:pic>
-              </a:graphicData>
-            </a:graphic>
-          </wp:inline>
-        </w:drawing>
-      </w:r>
-    </w:p>
-    <w:p>
-      <w:pPr>
-        <w:jc w:val="center"/>
-      </w:pPr>
-      <w:r>
-        <w:rPr>
-          <w:i/>
-        </w:rPr>
-        <w:t>Рисунок 4 — Фактические и предсказанные Y на тестовых строках задания 2.</w:t>
-      </w:r>
-    </w:p>
-    <w:p>
-      <w:pPr>
-        <w:pStyle w:val="Heading3"/>
-      </w:pPr>
-      <w:r>
-        <w:t>Консольный вывод</w:t>
-      </w:r>
-    </w:p>
-    <w:p>
-      <w:r>
-        <w:t>После запуска рабочего скрипта сохраните скрин терминала с блоками [1/3]–[3/3], метриками MSE/MAE и трассировкой узлов задания 3 — при необходимости вставьте его в отчёт вручную.</w:t>
+        <w:t>Вставьте скриншот терминала с блоком [3/3], чтобы были видны значения узлов n1...n7, значение f и сравнение аналитических/численных градиентов для всех контрольных точек.</w:t>
       </w:r>
     </w:p>
     <w:p/>
@@ -596,12 +703,17 @@
         <w:pStyle w:val="Heading2"/>
       </w:pPr>
       <w:r>
-        <w:t>Выводы</w:t>
+        <w:t>Вывод</w:t>
       </w:r>
     </w:p>
     <w:p>
       <w:r>
-        <w:t>Построены регрессионные деревья решений для табличных данных с метриками MSE и MAE согласно варианту 5. Для функции из таблицы 4.7 записан вычислительный граф, реализованы прямой и обратный проходы; совпадение аналитического градиента с численной проверкой подтверждает корректность обратного распространения.</w:t>
+        <w:t>В рамках практической работы последовательно выполнены все этапы варианта 5: построены регрессионные деревья решений для двух табличных постановок, получены количественные оценки качества по MSE и MAE, а также выполнен детальный анализ вычислительного графа функции с ручным прямым и обратным проходом.</w:t>
+      </w:r>
+    </w:p>
+    <w:p>
+      <w:r>
+        <w:t>Полученные результаты показывают, что дерево решений корректно обрабатывает малые и неоднозначные выборки, а проверка градиентов через численное дифференцирование подтверждает правильность реализации backpropagation для выбранной функции.</w:t>
       </w:r>
     </w:p>
     <w:p>
@@ -614,7 +726,7 @@
     </w:p>
     <w:p>
       <w:r>
-        <w:t>Рабочий код задания: `neuro_math_Yakimov_var5/task_4/practice04.py`. Генератор DOCX находится в `report_generator/` и не является частью основного решения.</w:t>
+        <w:t>Рабочий скрипт: `neuro_math_Yakimov_var5/task_4/practice04.py`. Генератор отчёта расположен в каталоге `report_generator/`.</w:t>
       </w:r>
     </w:p>
     <w:sectPr>
